--- a/hin/docx/016.content.docx
+++ b/hin/docx/016.content.docx
@@ -127,7 +127,7 @@
         <w:rPr>
           <w:lang w:val="hi_IN" w:bidi="hi_IN"/>
         </w:rPr>
-        <w:t>न</w:t>
+        <w:t>प</w:t>
       </w:r>
       <w:r>
         <w:rPr>
@@ -190,7 +190,7 @@
         <w:rPr>
           <w:lang w:val="hi_IN" w:bidi="hi_IN"/>
         </w:rPr>
-        <w:t>नगर फाटक</w:t>
+        <w:t>पकाई हुई मछली</w:t>
       </w:r>
       <w:r>
         <w:rPr>
@@ -225,7 +225,7 @@
         <w:rPr>
           <w:lang w:val="hi_IN" w:bidi="hi_IN"/>
         </w:rPr>
-        <w:t xml:space="preserve"> (118 seconds)</w:t>
+        <w:t xml:space="preserve"> (81 seconds)</w:t>
       </w:r>
     </w:p>
     <w:p>
